--- a/a7/build/out/u5/A7 5.06 Converting Length Across Systems; Currency - Lesson Plan.docx
+++ b/a7/build/out/u5/A7 5.06 Converting Length Across Systems; Currency - Lesson Plan.docx
@@ -289,7 +289,7 @@
                 <w:color w:val="1A1A1A"/>
                 <w:sz w:val="20"/>
               </w:rPr>
-              <w:t>5 — Solving Multi-Step Problems with Proportional Relationships</w:t>
+              <w:t>5 — Multi-Step Proportional Relationships</w:t>
             </w:r>
           </w:p>
         </w:tc>

--- a/a7/build/out/u5/A7 5.06 Converting Length Across Systems; Currency - Lesson Plan.docx
+++ b/a7/build/out/u5/A7 5.06 Converting Length Across Systems; Currency - Lesson Plan.docx
@@ -939,7 +939,7 @@
                 <w:color w:val="1A1A1A"/>
                 <w:sz w:val="20"/>
               </w:rPr>
-              <w:t>Notes II and board 6: the estimate before the arithmetic — a centimetre is shorter than an inch, so fewer inches; a yard is nearly a metre, so about 270 cm</w:t>
+              <w:t>Notes II and board 6: the estimate before the arithmetic — a centimeter is shorter than an inch, so fewer inches; a yard is nearly a meter, so about 270 cm</w:t>
             </w:r>
           </w:p>
         </w:tc>
@@ -3599,7 +3599,7 @@
                 <w:color w:val="1A1A1A"/>
                 <w:sz w:val="18"/>
               </w:rPr>
-              <w:t>1 in = 2.54 cm. A ruler is 20 in long.  How many centimetres is that?</w:t>
+              <w:t>1 in = 2.54 cm. A ruler is 20 in long.  How many centimeters is that?</w:t>
             </w:r>
           </w:p>
         </w:tc>
@@ -3661,7 +3661,7 @@
                 <w:color w:val="1A1A1A"/>
                 <w:sz w:val="18"/>
               </w:rPr>
-              <w:t>7.87 — divided by 2.54 [Notes II: centimetres are smaller, so more of them]; 22.54 — added the ratio</w:t>
+              <w:t>7.87 — divided by 2.54 [Notes II: centimeters are smaller, so more of them]; 22.54 — added the ratio</w:t>
             </w:r>
           </w:p>
         </w:tc>
@@ -3857,7 +3857,7 @@
                 <w:color w:val="1A1A1A"/>
                 <w:sz w:val="18"/>
               </w:rPr>
-              <w:t>1 mi = 1.61 km. A race is 5 mi long.  How many kilometres is that?</w:t>
+              <w:t>1 mi = 1.61 km. A race is 5 mi long.  How many kilometers is that?</w:t>
             </w:r>
           </w:p>
         </w:tc>
@@ -4048,7 +4048,7 @@
                 <w:color w:val="1A1A1A"/>
                 <w:sz w:val="18"/>
               </w:rPr>
-              <w:t>(A) 5 + 0.62: the additive error [B1G-M]; (B) place value: 5 × 0.62 is 3.1, not 0.31 [4.03]; (C) × 1.61, the ratio for the other direction [B1G-M 7.AR.3.3: the inverted ratio; Notes II]</w:t>
+              <w:t>(A) 5 + 0.62: the additive error [7.AR.3.3: Math Nation's named misconception]; (B) place value: 5 × 0.62 is 3.1, not 0.31 [4.03]; (C) × 1.61, the ratio for the other direction [B1G-M 7.AR.3.3: the inverted ratio; Notes II]</w:t>
             </w:r>
           </w:p>
         </w:tc>
@@ -4115,7 +4115,7 @@
                 <w:color w:val="1A1A1A"/>
                 <w:sz w:val="18"/>
               </w:rPr>
-              <w:t>1 ft = 12 in and 1 in = 2.54 cm. A door is 6 ft tall.  How many centimetres is that?</w:t>
+              <w:t>1 ft = 12 in and 1 in = 2.54 cm. A door is 6 ft tall.  How many centimeters is that?</w:t>
             </w:r>
           </w:p>
         </w:tc>
@@ -4244,7 +4244,7 @@
                 <w:color w:val="1A1A1A"/>
                 <w:sz w:val="18"/>
               </w:rPr>
-              <w:t>1 yd = 3 ft, 1 ft = 12 in, 1 in = 2.54 cm. A table is 3 yd long.  About how many centimetres is that? Estimate, then compute.</w:t>
+              <w:t>1 yd = 3 ft, 1 ft = 12 in, 1 in = 2.54 cm. A table is 3 yd long.  About how many centimeters is that? Estimate, then compute.</w:t>
             </w:r>
           </w:p>
         </w:tc>
@@ -4373,7 +4373,7 @@
                 <w:color w:val="1A1A1A"/>
                 <w:sz w:val="18"/>
               </w:rPr>
-              <w:t>Rates on 2 Nov: $1 = 1.32 CAD; 1 CAD = 16.2 pesos. Theo changes $200 to CAD, then to pesos.  How many pesos does he get?</w:t>
+              <w:t>Rate on Nov 2: $1 = 1.32 CAD; 1 CAD = 16.2 pesos. Theo changes $200 to CAD, then to pesos.  How many pesos does he get?</w:t>
             </w:r>
           </w:p>
         </w:tc>
@@ -4502,7 +4502,7 @@
                 <w:color w:val="1A1A1A"/>
                 <w:sz w:val="18"/>
               </w:rPr>
-              <w:t>1 km = 0.62 mi. Theo, who weighs 110 lb, runs a 5 km race.  How long is the race in miles?</w:t>
+              <w:t>1 km = 0.62 mi. Theo, who weighs 110 lb, rides a 12 km trail.  How long is the trail in miles?</w:t>
             </w:r>
           </w:p>
         </w:tc>
@@ -4533,7 +4533,7 @@
                 <w:color w:val="9E1B32"/>
                 <w:sz w:val="18"/>
               </w:rPr>
-              <w:t>3.1 mi</w:t>
+              <w:t>7.44 mi</w:t>
             </w:r>
           </w:p>
         </w:tc>
@@ -4564,7 +4564,7 @@
                 <w:color w:val="1A1A1A"/>
                 <w:sz w:val="18"/>
               </w:rPr>
-              <w:t>8.05 — × 1.61 [B1G-M 7.AR.3.3: the inverted ratio]; 49.94 kg — converted the weight instead</w:t>
+              <w:t>19.32 — × 1.61 [B1G-M 7.AR.3.3: the inverted ratio]; 49.94 kg — converted the weight instead</w:t>
             </w:r>
           </w:p>
         </w:tc>
@@ -4662,7 +4662,7 @@
                 <w:color w:val="9E1B32"/>
                 <w:sz w:val="18"/>
               </w:rPr>
-              <w:t>She used the inches ratio on centimetres. Inches are bigger, so fewer: 11.7 in.</w:t>
+              <w:t>She used the inches ratio on centimeters. Inches are bigger, so fewer: 11.7 in.</w:t>
             </w:r>
           </w:p>
         </w:tc>
@@ -4859,7 +4859,7 @@
                 <w:color w:val="1A1A1A"/>
                 <w:sz w:val="21"/>
               </w:rPr>
-              <w:t xml:space="preserve"> has centimetres and kilometres. The word </w:t>
+              <w:t xml:space="preserve"> has centimeters and kilometers. The word </w:t>
             </w:r>
             <w:r>
               <w:rPr>
@@ -4984,7 +4984,7 @@
                 <w:color w:val="1A1A1A"/>
                 <w:sz w:val="21"/>
               </w:rPr>
-              <w:t xml:space="preserve">  Board 9 is written work and it is the exit evidence: the error named (Jo multiplied by the ratio whose 1 is inches, when she had centimetres), the estimate that catches it (inches are longer, so fewer of them), and the fix (30 × 0.39 = 11.7 in). A board that writes the right number with no sentence about the direction has not met the lesson.</w:t>
+              <w:t xml:space="preserve">  Board 9 is written work and it is the exit evidence: the error named (Jo multiplied by the ratio whose 1 is inches, when she had centimeters), the estimate that catches it (inches are longer, so fewer of them), and the fix (30 × 0.39 = 11.7 in). A board that writes the right number with no sentence about the direction has not met the lesson.</w:t>
             </w:r>
           </w:p>
           <w:p>

--- a/a7/build/out/u5/A7 5.06 Converting Length Across Systems; Currency - Lesson Plan.docx
+++ b/a7/build/out/u5/A7 5.06 Converting Length Across Systems; Currency - Lesson Plan.docx
@@ -3593,13 +3593,47 @@
               <w:spacing w:after="0"/>
             </w:pPr>
             <w:r>
+              <w:drawing>
+                <wp:inline xmlns:a="http://schemas.openxmlformats.org/drawingml/2006/main" xmlns:pic="http://schemas.openxmlformats.org/drawingml/2006/picture">
+                  <wp:extent cx="880872" cy="118872"/>
+                  <wp:docPr id="1" name="Picture 1"/>
+                  <wp:cNvGraphicFramePr>
+                    <a:graphicFrameLocks noChangeAspect="1"/>
+                  </wp:cNvGraphicFramePr>
+                  <a:graphic>
+                    <a:graphicData uri="http://schemas.openxmlformats.org/drawingml/2006/picture">
+                      <pic:pic>
+                        <pic:nvPicPr>
+                          <pic:cNvPr id="0" name="3f7b1ea0b6e117e9.png"/>
+                          <pic:cNvPicPr/>
+                        </pic:nvPicPr>
+                        <pic:blipFill>
+                          <a:blip r:embed="rId9"/>
+                          <a:stretch>
+                            <a:fillRect/>
+                          </a:stretch>
+                        </pic:blipFill>
+                        <pic:spPr>
+                          <a:xfrm>
+                            <a:off x="0" y="0"/>
+                            <a:ext cx="880872" cy="118872"/>
+                          </a:xfrm>
+                          <a:prstGeom prst="rect"/>
+                        </pic:spPr>
+                      </pic:pic>
+                    </a:graphicData>
+                  </a:graphic>
+                </wp:inline>
+              </w:drawing>
+            </w:r>
+            <w:r>
               <w:rPr>
                 <w:b w:val="0"/>
                 <w:i w:val="0"/>
                 <w:color w:val="1A1A1A"/>
                 <w:sz w:val="18"/>
               </w:rPr>
-              <w:t>1 in = 2.54 cm. A ruler is 20 in long.  How many centimeters is that?</w:t>
+              <w:t>. A ruler is 20 in long.  How many centimeters is that?</w:t>
             </w:r>
           </w:p>
         </w:tc>
@@ -3722,13 +3756,47 @@
               <w:spacing w:after="0"/>
             </w:pPr>
             <w:r>
+              <w:drawing>
+                <wp:inline xmlns:a="http://schemas.openxmlformats.org/drawingml/2006/main" xmlns:pic="http://schemas.openxmlformats.org/drawingml/2006/picture">
+                  <wp:extent cx="880872" cy="118872"/>
+                  <wp:docPr id="2" name="Picture 2"/>
+                  <wp:cNvGraphicFramePr>
+                    <a:graphicFrameLocks noChangeAspect="1"/>
+                  </wp:cNvGraphicFramePr>
+                  <a:graphic>
+                    <a:graphicData uri="http://schemas.openxmlformats.org/drawingml/2006/picture">
+                      <pic:pic>
+                        <pic:nvPicPr>
+                          <pic:cNvPr id="0" name="ee8f76ca7cba8c9a.png"/>
+                          <pic:cNvPicPr/>
+                        </pic:nvPicPr>
+                        <pic:blipFill>
+                          <a:blip r:embed="rId10"/>
+                          <a:stretch>
+                            <a:fillRect/>
+                          </a:stretch>
+                        </pic:blipFill>
+                        <pic:spPr>
+                          <a:xfrm>
+                            <a:off x="0" y="0"/>
+                            <a:ext cx="880872" cy="118872"/>
+                          </a:xfrm>
+                          <a:prstGeom prst="rect"/>
+                        </pic:spPr>
+                      </pic:pic>
+                    </a:graphicData>
+                  </a:graphic>
+                </wp:inline>
+              </w:drawing>
+            </w:r>
+            <w:r>
               <w:rPr>
                 <w:b w:val="0"/>
                 <w:i w:val="0"/>
                 <w:color w:val="1A1A1A"/>
                 <w:sz w:val="18"/>
               </w:rPr>
-              <w:t>1 cm = 0.39 in. A phone is 20 cm long.  How many inches is that?</w:t>
+              <w:t>. A phone is 20 cm long.  How many inches is that?</w:t>
             </w:r>
           </w:p>
         </w:tc>
@@ -3851,13 +3919,47 @@
               <w:spacing w:after="0"/>
             </w:pPr>
             <w:r>
+              <w:drawing>
+                <wp:inline xmlns:a="http://schemas.openxmlformats.org/drawingml/2006/main" xmlns:pic="http://schemas.openxmlformats.org/drawingml/2006/picture">
+                  <wp:extent cx="935736" cy="118872"/>
+                  <wp:docPr id="3" name="Picture 3"/>
+                  <wp:cNvGraphicFramePr>
+                    <a:graphicFrameLocks noChangeAspect="1"/>
+                  </wp:cNvGraphicFramePr>
+                  <a:graphic>
+                    <a:graphicData uri="http://schemas.openxmlformats.org/drawingml/2006/picture">
+                      <pic:pic>
+                        <pic:nvPicPr>
+                          <pic:cNvPr id="0" name="36dbabcfef26f30f.png"/>
+                          <pic:cNvPicPr/>
+                        </pic:nvPicPr>
+                        <pic:blipFill>
+                          <a:blip r:embed="rId11"/>
+                          <a:stretch>
+                            <a:fillRect/>
+                          </a:stretch>
+                        </pic:blipFill>
+                        <pic:spPr>
+                          <a:xfrm>
+                            <a:off x="0" y="0"/>
+                            <a:ext cx="935736" cy="118872"/>
+                          </a:xfrm>
+                          <a:prstGeom prst="rect"/>
+                        </pic:spPr>
+                      </pic:pic>
+                    </a:graphicData>
+                  </a:graphic>
+                </wp:inline>
+              </w:drawing>
+            </w:r>
+            <w:r>
               <w:rPr>
                 <w:b w:val="0"/>
                 <w:i w:val="0"/>
                 <w:color w:val="1A1A1A"/>
                 <w:sz w:val="18"/>
               </w:rPr>
-              <w:t>1 mi = 1.61 km. A race is 5 mi long.  How many kilometers is that?</w:t>
+              <w:t>. A race is 5 mi long.  How many kilometers is that?</w:t>
             </w:r>
           </w:p>
         </w:tc>
@@ -3980,13 +4082,47 @@
               <w:spacing w:after="0"/>
             </w:pPr>
             <w:r>
+              <w:drawing>
+                <wp:inline xmlns:a="http://schemas.openxmlformats.org/drawingml/2006/main" xmlns:pic="http://schemas.openxmlformats.org/drawingml/2006/picture">
+                  <wp:extent cx="932688" cy="118872"/>
+                  <wp:docPr id="4" name="Picture 4"/>
+                  <wp:cNvGraphicFramePr>
+                    <a:graphicFrameLocks noChangeAspect="1"/>
+                  </wp:cNvGraphicFramePr>
+                  <a:graphic>
+                    <a:graphicData uri="http://schemas.openxmlformats.org/drawingml/2006/picture">
+                      <pic:pic>
+                        <pic:nvPicPr>
+                          <pic:cNvPr id="0" name="0e76ab3bbdebbfa3.png"/>
+                          <pic:cNvPicPr/>
+                        </pic:nvPicPr>
+                        <pic:blipFill>
+                          <a:blip r:embed="rId12"/>
+                          <a:stretch>
+                            <a:fillRect/>
+                          </a:stretch>
+                        </pic:blipFill>
+                        <pic:spPr>
+                          <a:xfrm>
+                            <a:off x="0" y="0"/>
+                            <a:ext cx="932688" cy="118872"/>
+                          </a:xfrm>
+                          <a:prstGeom prst="rect"/>
+                        </pic:spPr>
+                      </pic:pic>
+                    </a:graphicData>
+                  </a:graphic>
+                </wp:inline>
+              </w:drawing>
+            </w:r>
+            <w:r>
               <w:rPr>
                 <w:b w:val="0"/>
                 <w:i w:val="0"/>
                 <w:color w:val="1A1A1A"/>
                 <w:sz w:val="18"/>
               </w:rPr>
-              <w:t>1 km = 0.62 mi. A trail is 5 km long. How many miles is that?</w:t>
+              <w:t>. A trail is 5 km long. How many miles is that?</w:t>
             </w:r>
           </w:p>
         </w:tc>
@@ -4109,13 +4245,90 @@
               <w:spacing w:after="0"/>
             </w:pPr>
             <w:r>
+              <w:drawing>
+                <wp:inline xmlns:a="http://schemas.openxmlformats.org/drawingml/2006/main" xmlns:pic="http://schemas.openxmlformats.org/drawingml/2006/picture">
+                  <wp:extent cx="658368" cy="115824"/>
+                  <wp:docPr id="5" name="Picture 5"/>
+                  <wp:cNvGraphicFramePr>
+                    <a:graphicFrameLocks noChangeAspect="1"/>
+                  </wp:cNvGraphicFramePr>
+                  <a:graphic>
+                    <a:graphicData uri="http://schemas.openxmlformats.org/drawingml/2006/picture">
+                      <pic:pic>
+                        <pic:nvPicPr>
+                          <pic:cNvPr id="0" name="cc9a9baebce143e8.png"/>
+                          <pic:cNvPicPr/>
+                        </pic:nvPicPr>
+                        <pic:blipFill>
+                          <a:blip r:embed="rId13"/>
+                          <a:stretch>
+                            <a:fillRect/>
+                          </a:stretch>
+                        </pic:blipFill>
+                        <pic:spPr>
+                          <a:xfrm>
+                            <a:off x="0" y="0"/>
+                            <a:ext cx="658368" cy="115824"/>
+                          </a:xfrm>
+                          <a:prstGeom prst="rect"/>
+                        </pic:spPr>
+                      </pic:pic>
+                    </a:graphicData>
+                  </a:graphic>
+                </wp:inline>
+              </w:drawing>
+            </w:r>
+            <w:r>
               <w:rPr>
                 <w:b w:val="0"/>
                 <w:i w:val="0"/>
                 <w:color w:val="1A1A1A"/>
                 <w:sz w:val="18"/>
               </w:rPr>
-              <w:t>1 ft = 12 in and 1 in = 2.54 cm. A door is 6 ft tall.  How many centimeters is that?</w:t>
+              <w:t xml:space="preserve"> and </w:t>
+            </w:r>
+            <w:r>
+              <w:drawing>
+                <wp:inline xmlns:a="http://schemas.openxmlformats.org/drawingml/2006/main" xmlns:pic="http://schemas.openxmlformats.org/drawingml/2006/picture">
+                  <wp:extent cx="880872" cy="118872"/>
+                  <wp:docPr id="6" name="Picture 6"/>
+                  <wp:cNvGraphicFramePr>
+                    <a:graphicFrameLocks noChangeAspect="1"/>
+                  </wp:cNvGraphicFramePr>
+                  <a:graphic>
+                    <a:graphicData uri="http://schemas.openxmlformats.org/drawingml/2006/picture">
+                      <pic:pic>
+                        <pic:nvPicPr>
+                          <pic:cNvPr id="0" name="3f7b1ea0b6e117e9.png"/>
+                          <pic:cNvPicPr/>
+                        </pic:nvPicPr>
+                        <pic:blipFill>
+                          <a:blip r:embed="rId9"/>
+                          <a:stretch>
+                            <a:fillRect/>
+                          </a:stretch>
+                        </pic:blipFill>
+                        <pic:spPr>
+                          <a:xfrm>
+                            <a:off x="0" y="0"/>
+                            <a:ext cx="880872" cy="118872"/>
+                          </a:xfrm>
+                          <a:prstGeom prst="rect"/>
+                        </pic:spPr>
+                      </pic:pic>
+                    </a:graphicData>
+                  </a:graphic>
+                </wp:inline>
+              </w:drawing>
+            </w:r>
+            <w:r>
+              <w:rPr>
+                <w:b w:val="0"/>
+                <w:i w:val="0"/>
+                <w:color w:val="1A1A1A"/>
+                <w:sz w:val="18"/>
+              </w:rPr>
+              <w:t>.  A door is 6 ft tall.  How many centimeters is that?</w:t>
             </w:r>
           </w:p>
         </w:tc>
@@ -4238,13 +4451,133 @@
               <w:spacing w:after="0"/>
             </w:pPr>
             <w:r>
+              <w:drawing>
+                <wp:inline xmlns:a="http://schemas.openxmlformats.org/drawingml/2006/main" xmlns:pic="http://schemas.openxmlformats.org/drawingml/2006/picture">
+                  <wp:extent cx="612648" cy="152400"/>
+                  <wp:docPr id="7" name="Picture 7"/>
+                  <wp:cNvGraphicFramePr>
+                    <a:graphicFrameLocks noChangeAspect="1"/>
+                  </wp:cNvGraphicFramePr>
+                  <a:graphic>
+                    <a:graphicData uri="http://schemas.openxmlformats.org/drawingml/2006/picture">
+                      <pic:pic>
+                        <pic:nvPicPr>
+                          <pic:cNvPr id="0" name="839b0e45ced0f362.png"/>
+                          <pic:cNvPicPr/>
+                        </pic:nvPicPr>
+                        <pic:blipFill>
+                          <a:blip r:embed="rId14"/>
+                          <a:stretch>
+                            <a:fillRect/>
+                          </a:stretch>
+                        </pic:blipFill>
+                        <pic:spPr>
+                          <a:xfrm>
+                            <a:off x="0" y="0"/>
+                            <a:ext cx="612648" cy="152400"/>
+                          </a:xfrm>
+                          <a:prstGeom prst="rect"/>
+                        </pic:spPr>
+                      </pic:pic>
+                    </a:graphicData>
+                  </a:graphic>
+                </wp:inline>
+              </w:drawing>
+            </w:r>
+            <w:r>
               <w:rPr>
                 <w:b w:val="0"/>
                 <w:i w:val="0"/>
                 <w:color w:val="1A1A1A"/>
                 <w:sz w:val="18"/>
               </w:rPr>
-              <w:t>1 yd = 3 ft, 1 ft = 12 in, 1 in = 2.54 cm. A table is 3 yd long.  About how many centimeters is that? Estimate, then compute.</w:t>
+              <w:t xml:space="preserve">, </w:t>
+            </w:r>
+            <w:r>
+              <w:drawing>
+                <wp:inline xmlns:a="http://schemas.openxmlformats.org/drawingml/2006/main" xmlns:pic="http://schemas.openxmlformats.org/drawingml/2006/picture">
+                  <wp:extent cx="658368" cy="115824"/>
+                  <wp:docPr id="8" name="Picture 8"/>
+                  <wp:cNvGraphicFramePr>
+                    <a:graphicFrameLocks noChangeAspect="1"/>
+                  </wp:cNvGraphicFramePr>
+                  <a:graphic>
+                    <a:graphicData uri="http://schemas.openxmlformats.org/drawingml/2006/picture">
+                      <pic:pic>
+                        <pic:nvPicPr>
+                          <pic:cNvPr id="0" name="cc9a9baebce143e8.png"/>
+                          <pic:cNvPicPr/>
+                        </pic:nvPicPr>
+                        <pic:blipFill>
+                          <a:blip r:embed="rId13"/>
+                          <a:stretch>
+                            <a:fillRect/>
+                          </a:stretch>
+                        </pic:blipFill>
+                        <pic:spPr>
+                          <a:xfrm>
+                            <a:off x="0" y="0"/>
+                            <a:ext cx="658368" cy="115824"/>
+                          </a:xfrm>
+                          <a:prstGeom prst="rect"/>
+                        </pic:spPr>
+                      </pic:pic>
+                    </a:graphicData>
+                  </a:graphic>
+                </wp:inline>
+              </w:drawing>
+            </w:r>
+            <w:r>
+              <w:rPr>
+                <w:b w:val="0"/>
+                <w:i w:val="0"/>
+                <w:color w:val="1A1A1A"/>
+                <w:sz w:val="18"/>
+              </w:rPr>
+              <w:t xml:space="preserve">, </w:t>
+            </w:r>
+            <w:r>
+              <w:drawing>
+                <wp:inline xmlns:a="http://schemas.openxmlformats.org/drawingml/2006/main" xmlns:pic="http://schemas.openxmlformats.org/drawingml/2006/picture">
+                  <wp:extent cx="880872" cy="118872"/>
+                  <wp:docPr id="9" name="Picture 9"/>
+                  <wp:cNvGraphicFramePr>
+                    <a:graphicFrameLocks noChangeAspect="1"/>
+                  </wp:cNvGraphicFramePr>
+                  <a:graphic>
+                    <a:graphicData uri="http://schemas.openxmlformats.org/drawingml/2006/picture">
+                      <pic:pic>
+                        <pic:nvPicPr>
+                          <pic:cNvPr id="0" name="3f7b1ea0b6e117e9.png"/>
+                          <pic:cNvPicPr/>
+                        </pic:nvPicPr>
+                        <pic:blipFill>
+                          <a:blip r:embed="rId9"/>
+                          <a:stretch>
+                            <a:fillRect/>
+                          </a:stretch>
+                        </pic:blipFill>
+                        <pic:spPr>
+                          <a:xfrm>
+                            <a:off x="0" y="0"/>
+                            <a:ext cx="880872" cy="118872"/>
+                          </a:xfrm>
+                          <a:prstGeom prst="rect"/>
+                        </pic:spPr>
+                      </pic:pic>
+                    </a:graphicData>
+                  </a:graphic>
+                </wp:inline>
+              </w:drawing>
+            </w:r>
+            <w:r>
+              <w:rPr>
+                <w:b w:val="0"/>
+                <w:i w:val="0"/>
+                <w:color w:val="1A1A1A"/>
+                <w:sz w:val="18"/>
+              </w:rPr>
+              <w:t>.  A table is 3 yd long.  About how many centimeters is that? Estimate, then compute.</w:t>
             </w:r>
           </w:p>
         </w:tc>
@@ -4373,7 +4706,93 @@
                 <w:color w:val="1A1A1A"/>
                 <w:sz w:val="18"/>
               </w:rPr>
-              <w:t>Rate on Nov 2: $1 = 1.32 CAD; 1 CAD = 16.2 pesos. Theo changes $200 to CAD, then to pesos.  How many pesos does he get?</w:t>
+              <w:t xml:space="preserve">Rate on Nov 2: </w:t>
+            </w:r>
+            <w:r>
+              <w:drawing>
+                <wp:inline xmlns:a="http://schemas.openxmlformats.org/drawingml/2006/main" xmlns:pic="http://schemas.openxmlformats.org/drawingml/2006/picture">
+                  <wp:extent cx="969264" cy="137160"/>
+                  <wp:docPr id="10" name="Picture 10"/>
+                  <wp:cNvGraphicFramePr>
+                    <a:graphicFrameLocks noChangeAspect="1"/>
+                  </wp:cNvGraphicFramePr>
+                  <a:graphic>
+                    <a:graphicData uri="http://schemas.openxmlformats.org/drawingml/2006/picture">
+                      <pic:pic>
+                        <pic:nvPicPr>
+                          <pic:cNvPr id="0" name="6f4889062db6b101.png"/>
+                          <pic:cNvPicPr/>
+                        </pic:nvPicPr>
+                        <pic:blipFill>
+                          <a:blip r:embed="rId15"/>
+                          <a:stretch>
+                            <a:fillRect/>
+                          </a:stretch>
+                        </pic:blipFill>
+                        <pic:spPr>
+                          <a:xfrm>
+                            <a:off x="0" y="0"/>
+                            <a:ext cx="969264" cy="137160"/>
+                          </a:xfrm>
+                          <a:prstGeom prst="rect"/>
+                        </pic:spPr>
+                      </pic:pic>
+                    </a:graphicData>
+                  </a:graphic>
+                </wp:inline>
+              </w:drawing>
+            </w:r>
+            <w:r>
+              <w:rPr>
+                <w:b w:val="0"/>
+                <w:i w:val="0"/>
+                <w:color w:val="1A1A1A"/>
+                <w:sz w:val="18"/>
+              </w:rPr>
+              <w:t xml:space="preserve">;  </w:t>
+            </w:r>
+            <w:r>
+              <w:drawing>
+                <wp:inline xmlns:a="http://schemas.openxmlformats.org/drawingml/2006/main" xmlns:pic="http://schemas.openxmlformats.org/drawingml/2006/picture">
+                  <wp:extent cx="1258824" cy="152400"/>
+                  <wp:docPr id="11" name="Picture 11"/>
+                  <wp:cNvGraphicFramePr>
+                    <a:graphicFrameLocks noChangeAspect="1"/>
+                  </wp:cNvGraphicFramePr>
+                  <a:graphic>
+                    <a:graphicData uri="http://schemas.openxmlformats.org/drawingml/2006/picture">
+                      <pic:pic>
+                        <pic:nvPicPr>
+                          <pic:cNvPr id="0" name="69e4b8d59c7b1f05.png"/>
+                          <pic:cNvPicPr/>
+                        </pic:nvPicPr>
+                        <pic:blipFill>
+                          <a:blip r:embed="rId16"/>
+                          <a:stretch>
+                            <a:fillRect/>
+                          </a:stretch>
+                        </pic:blipFill>
+                        <pic:spPr>
+                          <a:xfrm>
+                            <a:off x="0" y="0"/>
+                            <a:ext cx="1258824" cy="152400"/>
+                          </a:xfrm>
+                          <a:prstGeom prst="rect"/>
+                        </pic:spPr>
+                      </pic:pic>
+                    </a:graphicData>
+                  </a:graphic>
+                </wp:inline>
+              </w:drawing>
+            </w:r>
+            <w:r>
+              <w:rPr>
+                <w:b w:val="0"/>
+                <w:i w:val="0"/>
+                <w:color w:val="1A1A1A"/>
+                <w:sz w:val="18"/>
+              </w:rPr>
+              <w:t>.  Theo changes $200 to CAD, then to pesos.  How many pesos does he get?</w:t>
             </w:r>
           </w:p>
         </w:tc>
@@ -4496,13 +4915,47 @@
               <w:spacing w:after="0"/>
             </w:pPr>
             <w:r>
+              <w:drawing>
+                <wp:inline xmlns:a="http://schemas.openxmlformats.org/drawingml/2006/main" xmlns:pic="http://schemas.openxmlformats.org/drawingml/2006/picture">
+                  <wp:extent cx="932688" cy="118872"/>
+                  <wp:docPr id="12" name="Picture 12"/>
+                  <wp:cNvGraphicFramePr>
+                    <a:graphicFrameLocks noChangeAspect="1"/>
+                  </wp:cNvGraphicFramePr>
+                  <a:graphic>
+                    <a:graphicData uri="http://schemas.openxmlformats.org/drawingml/2006/picture">
+                      <pic:pic>
+                        <pic:nvPicPr>
+                          <pic:cNvPr id="0" name="0e76ab3bbdebbfa3.png"/>
+                          <pic:cNvPicPr/>
+                        </pic:nvPicPr>
+                        <pic:blipFill>
+                          <a:blip r:embed="rId12"/>
+                          <a:stretch>
+                            <a:fillRect/>
+                          </a:stretch>
+                        </pic:blipFill>
+                        <pic:spPr>
+                          <a:xfrm>
+                            <a:off x="0" y="0"/>
+                            <a:ext cx="932688" cy="118872"/>
+                          </a:xfrm>
+                          <a:prstGeom prst="rect"/>
+                        </pic:spPr>
+                      </pic:pic>
+                    </a:graphicData>
+                  </a:graphic>
+                </wp:inline>
+              </w:drawing>
+            </w:r>
+            <w:r>
               <w:rPr>
                 <w:b w:val="0"/>
                 <w:i w:val="0"/>
                 <w:color w:val="1A1A1A"/>
                 <w:sz w:val="18"/>
               </w:rPr>
-              <w:t>1 km = 0.62 mi. Theo, who weighs 110 lb, rides a 12 km trail.  How long is the trail in miles?</w:t>
+              <w:t>.  Theo, who weighs 110 lb, rides a 12 km trail.  How long is the trail in miles?</w:t>
             </w:r>
           </w:p>
         </w:tc>
@@ -4625,13 +5078,90 @@
               <w:spacing w:after="0"/>
             </w:pPr>
             <w:r>
+              <w:drawing>
+                <wp:inline xmlns:a="http://schemas.openxmlformats.org/drawingml/2006/main" xmlns:pic="http://schemas.openxmlformats.org/drawingml/2006/picture">
+                  <wp:extent cx="880872" cy="118872"/>
+                  <wp:docPr id="13" name="Picture 13"/>
+                  <wp:cNvGraphicFramePr>
+                    <a:graphicFrameLocks noChangeAspect="1"/>
+                  </wp:cNvGraphicFramePr>
+                  <a:graphic>
+                    <a:graphicData uri="http://schemas.openxmlformats.org/drawingml/2006/picture">
+                      <pic:pic>
+                        <pic:nvPicPr>
+                          <pic:cNvPr id="0" name="3f7b1ea0b6e117e9.png"/>
+                          <pic:cNvPicPr/>
+                        </pic:nvPicPr>
+                        <pic:blipFill>
+                          <a:blip r:embed="rId9"/>
+                          <a:stretch>
+                            <a:fillRect/>
+                          </a:stretch>
+                        </pic:blipFill>
+                        <pic:spPr>
+                          <a:xfrm>
+                            <a:off x="0" y="0"/>
+                            <a:ext cx="880872" cy="118872"/>
+                          </a:xfrm>
+                          <a:prstGeom prst="rect"/>
+                        </pic:spPr>
+                      </pic:pic>
+                    </a:graphicData>
+                  </a:graphic>
+                </wp:inline>
+              </w:drawing>
+            </w:r>
+            <w:r>
               <w:rPr>
                 <w:b w:val="0"/>
                 <w:i w:val="0"/>
                 <w:color w:val="1A1A1A"/>
                 <w:sz w:val="18"/>
               </w:rPr>
-              <w:t>1 in = 2.54 cm and 1 cm = 0.39 in. Jo converts 30 cm to inches by multiplying by 2.54 and gets 76.2 in. Name the error and fix it.</w:t>
+              <w:t xml:space="preserve"> and </w:t>
+            </w:r>
+            <w:r>
+              <w:drawing>
+                <wp:inline xmlns:a="http://schemas.openxmlformats.org/drawingml/2006/main" xmlns:pic="http://schemas.openxmlformats.org/drawingml/2006/picture">
+                  <wp:extent cx="880872" cy="118872"/>
+                  <wp:docPr id="14" name="Picture 14"/>
+                  <wp:cNvGraphicFramePr>
+                    <a:graphicFrameLocks noChangeAspect="1"/>
+                  </wp:cNvGraphicFramePr>
+                  <a:graphic>
+                    <a:graphicData uri="http://schemas.openxmlformats.org/drawingml/2006/picture">
+                      <pic:pic>
+                        <pic:nvPicPr>
+                          <pic:cNvPr id="0" name="ee8f76ca7cba8c9a.png"/>
+                          <pic:cNvPicPr/>
+                        </pic:nvPicPr>
+                        <pic:blipFill>
+                          <a:blip r:embed="rId10"/>
+                          <a:stretch>
+                            <a:fillRect/>
+                          </a:stretch>
+                        </pic:blipFill>
+                        <pic:spPr>
+                          <a:xfrm>
+                            <a:off x="0" y="0"/>
+                            <a:ext cx="880872" cy="118872"/>
+                          </a:xfrm>
+                          <a:prstGeom prst="rect"/>
+                        </pic:spPr>
+                      </pic:pic>
+                    </a:graphicData>
+                  </a:graphic>
+                </wp:inline>
+              </w:drawing>
+            </w:r>
+            <w:r>
+              <w:rPr>
+                <w:b w:val="0"/>
+                <w:i w:val="0"/>
+                <w:color w:val="1A1A1A"/>
+                <w:sz w:val="18"/>
+              </w:rPr>
+              <w:t>. Jo converts 30 cm to inches by multiplying by 2.54 and gets 76.2 in. Name the error and fix it.</w:t>
             </w:r>
           </w:p>
         </w:tc>

--- a/a7/build/out/u5/A7 5.06 Converting Length Across Systems; Currency - Lesson Plan.docx
+++ b/a7/build/out/u5/A7 5.06 Converting Length Across Systems; Currency - Lesson Plan.docx
@@ -1843,7 +1843,7 @@
                 <w:color w:val="1A1A1A"/>
                 <w:sz w:val="19"/>
               </w:rPr>
-              <w:t>Teach from the front. Expand once per law; say the OFF line out loud.</w:t>
+              <w:t>Teach from the front; say the OFF line out loud.</w:t>
             </w:r>
           </w:p>
         </w:tc>
@@ -5646,7 +5646,7 @@
                 <w:color w:val="1A1A1A"/>
                 <w:sz w:val="21"/>
               </w:rPr>
-              <w:t xml:space="preserve">  The six-question independent set is worked silently in class; whatever is not finished goes home. IXL, all skills required to a SmartScore of 67, due at the start of the next class: Convert between customary and metric systems — E8Z; Compare and convert customary units — 4B8; Compare and convert metric units — HW2.</w:t>
+              <w:t xml:space="preserve">  The six-question independent set is worked silently in class; whatever is not finished goes home. IXL, all skills required to a SmartScore of 67, due by the Unit 5 test: Convert between customary and metric systems — E8Z; Compare and convert customary units — 4B8; Compare and convert metric units — HW2.</w:t>
             </w:r>
           </w:p>
         </w:tc>

--- a/a7/build/out/u5/A7 5.06 Converting Length Across Systems; Currency - Lesson Plan.docx
+++ b/a7/build/out/u5/A7 5.06 Converting Length Across Systems; Currency - Lesson Plan.docx
@@ -1714,7 +1714,7 @@
                 <w:color w:val="1A1A1A"/>
                 <w:sz w:val="19"/>
               </w:rPr>
-              <w:t>Two minutes silent, then reveal. One sentence of reteach per question at most. Then the new words, read once.</w:t>
+              <w:t>Silent, then reveal. One sentence of reteach per question at most. Then the new words, read once.</w:t>
             </w:r>
           </w:p>
         </w:tc>
@@ -1843,7 +1843,7 @@
                 <w:color w:val="1A1A1A"/>
                 <w:sz w:val="19"/>
               </w:rPr>
-              <w:t>Teach from the front; say the OFF line out loud.</w:t>
+              <w:t>Teach from the front; say the off-slide sentence out loud.</w:t>
             </w:r>
           </w:p>
         </w:tc>
@@ -2777,7 +2777,7 @@
                 <w:color w:val="1A1A1A"/>
                 <w:sz w:val="19"/>
               </w:rPr>
-              <w:t>Start the skills; finish tonight.</w:t>
+              <w:t>Start the skills; due by the Unit 5 test.</w:t>
             </w:r>
           </w:p>
         </w:tc>
@@ -2972,7 +2972,7 @@
                 <w:color w:val="1A1A1A"/>
                 <w:sz w:val="21"/>
               </w:rPr>
-              <w:t xml:space="preserve">  The Notes slides and the worked half of each Example: the teacher writes, the class copies, and the OFF line is said out loud rather than printed.</w:t>
+              <w:t xml:space="preserve">  The Notes slides and the worked half of each Example: the teacher writes, the class copies, and the off-slide sentence is said out loud rather than printed.</w:t>
             </w:r>
           </w:p>
           <w:p>
